--- a/Jackie_Miller_CoverLetter_ArizeAI_v4.docx
+++ b/Jackie_Miller_CoverLetter_ArizeAI_v4.docx
@@ -41,7 +41,7 @@
         </w:rPr>
         <w:t xml:space="preserve">Houston, TX  ·  </w:t>
       </w:r>
-      <w:hyperlink w:history="1" r:id="rIdzwgdv3cbdu4aejkkr5_dt">
+      <w:hyperlink w:history="1" r:id="rIdkn_ek-fgf9otumm_0niyz">
         <w:r>
           <w:rPr>
             <w:rFonts w:ascii="Courier New" w:cs="Courier New" w:eastAsia="Courier New" w:hAnsi="Courier New"/>
@@ -66,7 +66,7 @@
         </w:rPr>
         <w:t xml:space="preserve">  ·  (945) 328-8756  ·  </w:t>
       </w:r>
-      <w:hyperlink w:history="1" r:id="rIdqvrvw0m5irmvdtjwvdwkx">
+      <w:hyperlink w:history="1" r:id="rIdfwrl_irx4k7zlrihl4iwf">
         <w:r>
           <w:rPr>
             <w:rFonts w:ascii="Courier New" w:cs="Courier New" w:eastAsia="Courier New" w:hAnsi="Courier New"/>
@@ -91,7 +91,7 @@
         </w:rPr>
         <w:t xml:space="preserve">  ·  </w:t>
       </w:r>
-      <w:hyperlink w:history="1" r:id="rIdmxcxc_h48gksutoe2ntgy">
+      <w:hyperlink w:history="1" r:id="rIdv-_iwt4e5hrnawacteafp">
         <w:r>
           <w:rPr>
             <w:rFonts w:ascii="Courier New" w:cs="Courier New" w:eastAsia="Courier New" w:hAnsi="Courier New"/>
@@ -357,7 +357,7 @@
         </w:rPr>
         <w:t xml:space="preserve"> something — not just understand something. I've also built hands-on: my RAG-powered instructional design assistant (</w:t>
       </w:r>
-      <w:hyperlink w:history="1" r:id="rIdsdoqn5tqd1xgxv6w84iog">
+      <w:hyperlink w:history="1" r:id="rIdoevugtflx5ggmleod7odd">
         <w:r>
           <w:rPr>
             <w:rFonts w:ascii="Courier New" w:cs="Courier New" w:eastAsia="Courier New" w:hAnsi="Courier New"/>
@@ -399,7 +399,7 @@
           <w:sz w:val="22"/>
           <w:szCs w:val="22"/>
         </w:rPr>
-        <w:t xml:space="preserve">What draws me specifically to Arize is the problem you're solving. AI observability, evaluation, and agent reliability aren't abstract topics to me — they're the exact challenges I've been inside as a practitioner. I know what it looks like when an agent's behavior is unpredictable, when a content gap creates confusion downstream, and when the right explainer at the right moment changes how an engineer approaches a problem. Your mission to make AI systems legible for the people building them is one I'm genuinely invested in contributing to.</w:t>
+        <w:t xml:space="preserve">What draws me specifically to Arize is the problem you're solving. AI observability, evaluation, and agent reliability aren't abstract topics to me — they're the exact challenges I've been inside as a practitioner. I know what it looks like when an agent's behavior is unpredictable, when a content gap creates confusion downstream, and when the right explainer at the right moment changes how an engineer approaches a problem. Your mission to make AI systems legible for the people building them is one I'm genuinely invested in contributing to — and I think the gap between Phoenix's technical depth and the engineers just getting started with evals is exactly where strong content makes the difference.</w:t>
       </w:r>
     </w:p>
     <w:p>
@@ -510,7 +510,7 @@
         </w:rPr>
         <w:t xml:space="preserve">jacklyn747.github.io  ·  </w:t>
       </w:r>
-      <w:hyperlink w:history="1" r:id="rIdaomtskbisoddw-qgsg1fu">
+      <w:hyperlink w:history="1" r:id="rIdoa2xcg__ntbzoecemfgvr">
         <w:r>
           <w:rPr>
             <w:rFonts w:ascii="Courier New" w:cs="Courier New" w:eastAsia="Courier New" w:hAnsi="Courier New"/>
